--- a/docs/files/Articles_of_Association__Policy_2026-04.docx
+++ b/docs/files/Articles_of_Association__Policy_2026-04.docx
@@ -19,7 +19,7 @@
               <a:graphicData uri="http://schemas.openxmlformats.org/drawingml/2006/picture">
                 <pic:pic>
                   <pic:nvPicPr>
-                    <pic:cNvPr id="0" name="tmpy42uomk_.png"/>
+                    <pic:cNvPr id="0" name="tmp50g9bcxt.png"/>
                     <pic:cNvPicPr/>
                   </pic:nvPicPr>
                   <pic:blipFill>
@@ -1301,8 +1301,11 @@
     </w:p>
     <w:p>
       <w:pPr>
-        <w:pStyle w:val="ListBullet"/>
-        <w:spacing w:after="80"/>
+        <w:tabs>
+          <w:tab w:pos="1416" w:val="left"/>
+        </w:tabs>
+        <w:spacing w:after="160"/>
+        <w:ind w:left="1416" w:hanging="708"/>
       </w:pPr>
       <w:r>
         <w:rPr>
@@ -1312,13 +1315,18 @@
           <w:color w:val="1C4076"/>
           <w:sz w:val="22"/>
         </w:rPr>
+        <w:t>•</w:t>
+        <w:tab/>
         <w:t>The notice convening the general meeting</w:t>
       </w:r>
     </w:p>
     <w:p>
       <w:pPr>
-        <w:pStyle w:val="ListBullet"/>
-        <w:spacing w:after="80"/>
+        <w:tabs>
+          <w:tab w:pos="1416" w:val="left"/>
+        </w:tabs>
+        <w:spacing w:after="160"/>
+        <w:ind w:left="1416" w:hanging="708"/>
       </w:pPr>
       <w:r>
         <w:rPr>
@@ -1328,13 +1336,18 @@
           <w:color w:val="1C4076"/>
           <w:sz w:val="22"/>
         </w:rPr>
+        <w:t>•</w:t>
+        <w:tab/>
         <w:t>The aggregate number of shares and voting rights as at the date of the notice</w:t>
       </w:r>
     </w:p>
     <w:p>
       <w:pPr>
-        <w:pStyle w:val="ListBullet"/>
-        <w:spacing w:after="80"/>
+        <w:tabs>
+          <w:tab w:pos="1416" w:val="left"/>
+        </w:tabs>
+        <w:spacing w:after="160"/>
+        <w:ind w:left="1416" w:hanging="708"/>
       </w:pPr>
       <w:r>
         <w:rPr>
@@ -1344,13 +1357,18 @@
           <w:color w:val="1C4076"/>
           <w:sz w:val="22"/>
         </w:rPr>
+        <w:t>•</w:t>
+        <w:tab/>
         <w:t>The documents to be presented at the general meeting</w:t>
       </w:r>
     </w:p>
     <w:p>
       <w:pPr>
-        <w:pStyle w:val="ListBullet"/>
-        <w:spacing w:after="80"/>
+        <w:tabs>
+          <w:tab w:pos="1416" w:val="left"/>
+        </w:tabs>
+        <w:spacing w:after="160"/>
+        <w:ind w:left="1416" w:hanging="708"/>
       </w:pPr>
       <w:r>
         <w:rPr>
@@ -1360,13 +1378,18 @@
           <w:color w:val="1C4076"/>
           <w:sz w:val="22"/>
         </w:rPr>
+        <w:t>•</w:t>
+        <w:tab/>
         <w:t>The agenda and the complete proposals as well as, for annual general meetings, the audited annual report</w:t>
       </w:r>
     </w:p>
     <w:p>
       <w:pPr>
-        <w:pStyle w:val="ListBullet"/>
-        <w:spacing w:after="80"/>
+        <w:tabs>
+          <w:tab w:pos="1416" w:val="left"/>
+        </w:tabs>
+        <w:spacing w:after="280"/>
+        <w:ind w:left="1416" w:hanging="708"/>
       </w:pPr>
       <w:r>
         <w:rPr>
@@ -1376,6 +1399,8 @@
           <w:color w:val="1C4076"/>
           <w:sz w:val="22"/>
         </w:rPr>
+        <w:t>•</w:t>
+        <w:tab/>
         <w:t>The forms to be used for voting by proxy or by postal vote</w:t>
       </w:r>
     </w:p>
@@ -1459,8 +1484,11 @@
     </w:p>
     <w:p>
       <w:pPr>
-        <w:pStyle w:val="ListBullet"/>
-        <w:spacing w:after="80"/>
+        <w:tabs>
+          <w:tab w:pos="1416" w:val="left"/>
+        </w:tabs>
+        <w:spacing w:after="160"/>
+        <w:ind w:left="1416" w:hanging="708"/>
       </w:pPr>
       <w:r>
         <w:rPr>
@@ -1470,13 +1498,18 @@
           <w:color w:val="1C4076"/>
           <w:sz w:val="22"/>
         </w:rPr>
+        <w:t>•</w:t>
+        <w:tab/>
         <w:t>The Board of Directors’ report on the Company’s activities in the past financial year</w:t>
       </w:r>
     </w:p>
     <w:p>
       <w:pPr>
-        <w:pStyle w:val="ListBullet"/>
-        <w:spacing w:after="80"/>
+        <w:tabs>
+          <w:tab w:pos="1416" w:val="left"/>
+        </w:tabs>
+        <w:spacing w:after="160"/>
+        <w:ind w:left="1416" w:hanging="708"/>
       </w:pPr>
       <w:r>
         <w:rPr>
@@ -1486,13 +1519,18 @@
           <w:color w:val="1C4076"/>
           <w:sz w:val="22"/>
         </w:rPr>
+        <w:t>•</w:t>
+        <w:tab/>
         <w:t>Presentation and adoption of the audited annual report</w:t>
       </w:r>
     </w:p>
     <w:p>
       <w:pPr>
-        <w:pStyle w:val="ListBullet"/>
-        <w:spacing w:after="80"/>
+        <w:tabs>
+          <w:tab w:pos="1416" w:val="left"/>
+        </w:tabs>
+        <w:spacing w:after="160"/>
+        <w:ind w:left="1416" w:hanging="708"/>
       </w:pPr>
       <w:r>
         <w:rPr>
@@ -1502,13 +1540,18 @@
           <w:color w:val="1C4076"/>
           <w:sz w:val="22"/>
         </w:rPr>
+        <w:t>•</w:t>
+        <w:tab/>
         <w:t>Distribution of profit or covering of loss according to the adopted annual report</w:t>
       </w:r>
     </w:p>
     <w:p>
       <w:pPr>
-        <w:pStyle w:val="ListBullet"/>
-        <w:spacing w:after="80"/>
+        <w:tabs>
+          <w:tab w:pos="1416" w:val="left"/>
+        </w:tabs>
+        <w:spacing w:after="160"/>
+        <w:ind w:left="1416" w:hanging="708"/>
       </w:pPr>
       <w:r>
         <w:rPr>
@@ -1518,13 +1561,18 @@
           <w:color w:val="1C4076"/>
           <w:sz w:val="22"/>
         </w:rPr>
+        <w:t>•</w:t>
+        <w:tab/>
         <w:t>Resolution to grant discharge of liability to the Board of Directors and the Executive Management</w:t>
       </w:r>
     </w:p>
     <w:p>
       <w:pPr>
-        <w:pStyle w:val="ListBullet"/>
-        <w:spacing w:after="80"/>
+        <w:tabs>
+          <w:tab w:pos="1416" w:val="left"/>
+        </w:tabs>
+        <w:spacing w:after="160"/>
+        <w:ind w:left="1416" w:hanging="708"/>
       </w:pPr>
       <w:r>
         <w:rPr>
@@ -1534,13 +1582,18 @@
           <w:color w:val="1C4076"/>
           <w:sz w:val="22"/>
         </w:rPr>
+        <w:t>•</w:t>
+        <w:tab/>
         <w:t>Presentation of the Company’s remuneration report for an advisory vote</w:t>
       </w:r>
     </w:p>
     <w:p>
       <w:pPr>
-        <w:pStyle w:val="ListBullet"/>
-        <w:spacing w:after="80"/>
+        <w:tabs>
+          <w:tab w:pos="1416" w:val="left"/>
+        </w:tabs>
+        <w:spacing w:after="160"/>
+        <w:ind w:left="1416" w:hanging="708"/>
       </w:pPr>
       <w:r>
         <w:rPr>
@@ -1550,13 +1603,18 @@
           <w:color w:val="1C4076"/>
           <w:sz w:val="22"/>
         </w:rPr>
+        <w:t>•</w:t>
+        <w:tab/>
         <w:t>Approval of remuneration to the Board of Directors for the current financial year</w:t>
       </w:r>
     </w:p>
     <w:p>
       <w:pPr>
-        <w:pStyle w:val="ListBullet"/>
-        <w:spacing w:after="80"/>
+        <w:tabs>
+          <w:tab w:pos="1416" w:val="left"/>
+        </w:tabs>
+        <w:spacing w:after="160"/>
+        <w:ind w:left="1416" w:hanging="708"/>
       </w:pPr>
       <w:r>
         <w:rPr>
@@ -1566,13 +1624,18 @@
           <w:color w:val="1C4076"/>
           <w:sz w:val="22"/>
         </w:rPr>
+        <w:t>•</w:t>
+        <w:tab/>
         <w:t>Election of members to the Board of Directors</w:t>
       </w:r>
     </w:p>
     <w:p>
       <w:pPr>
-        <w:pStyle w:val="ListBullet"/>
-        <w:spacing w:after="80"/>
+        <w:tabs>
+          <w:tab w:pos="1416" w:val="left"/>
+        </w:tabs>
+        <w:spacing w:after="160"/>
+        <w:ind w:left="1416" w:hanging="708"/>
       </w:pPr>
       <w:r>
         <w:rPr>
@@ -1582,13 +1645,18 @@
           <w:color w:val="1C4076"/>
           <w:sz w:val="22"/>
         </w:rPr>
+        <w:t>•</w:t>
+        <w:tab/>
         <w:t>Election of auditor</w:t>
       </w:r>
     </w:p>
     <w:p>
       <w:pPr>
-        <w:pStyle w:val="ListBullet"/>
-        <w:spacing w:after="80"/>
+        <w:tabs>
+          <w:tab w:pos="1416" w:val="left"/>
+        </w:tabs>
+        <w:spacing w:after="160"/>
+        <w:ind w:left="1416" w:hanging="708"/>
       </w:pPr>
       <w:r>
         <w:rPr>
@@ -1598,13 +1666,18 @@
           <w:color w:val="1C4076"/>
           <w:sz w:val="22"/>
         </w:rPr>
+        <w:t>•</w:t>
+        <w:tab/>
         <w:t>Authorisation to acquire treasury shares, if relevant</w:t>
       </w:r>
     </w:p>
     <w:p>
       <w:pPr>
-        <w:pStyle w:val="ListBullet"/>
-        <w:spacing w:after="80"/>
+        <w:tabs>
+          <w:tab w:pos="1416" w:val="left"/>
+        </w:tabs>
+        <w:spacing w:after="160"/>
+        <w:ind w:left="1416" w:hanging="708"/>
       </w:pPr>
       <w:r>
         <w:rPr>
@@ -1614,13 +1687,18 @@
           <w:color w:val="1C4076"/>
           <w:sz w:val="22"/>
         </w:rPr>
+        <w:t>•</w:t>
+        <w:tab/>
         <w:t>Any proposals from the Board of Directors or shareholders</w:t>
       </w:r>
     </w:p>
     <w:p>
       <w:pPr>
-        <w:pStyle w:val="ListBullet"/>
-        <w:spacing w:after="80"/>
+        <w:tabs>
+          <w:tab w:pos="1416" w:val="left"/>
+        </w:tabs>
+        <w:spacing w:after="280"/>
+        <w:ind w:left="1416" w:hanging="708"/>
       </w:pPr>
       <w:r>
         <w:rPr>
@@ -1630,6 +1708,8 @@
           <w:color w:val="1C4076"/>
           <w:sz w:val="22"/>
         </w:rPr>
+        <w:t>•</w:t>
+        <w:tab/>
         <w:t>Any other business</w:t>
       </w:r>
     </w:p>
@@ -1775,8 +1855,11 @@
     </w:p>
     <w:p>
       <w:pPr>
-        <w:pStyle w:val="ListBullet"/>
-        <w:spacing w:after="80"/>
+        <w:tabs>
+          <w:tab w:pos="1416" w:val="left"/>
+        </w:tabs>
+        <w:spacing w:after="160"/>
+        <w:ind w:left="1416" w:hanging="708"/>
       </w:pPr>
       <w:r>
         <w:rPr>
@@ -1786,13 +1869,18 @@
           <w:color w:val="1C4076"/>
           <w:sz w:val="22"/>
         </w:rPr>
+        <w:t>•</w:t>
+        <w:tab/>
         <w:t>11.4 The right to vote may be exercised by a written and dated instrument of proxy in accordance with applicable law.</w:t>
       </w:r>
     </w:p>
     <w:p>
       <w:pPr>
-        <w:pStyle w:val="ListBullet"/>
-        <w:spacing w:after="80"/>
+        <w:tabs>
+          <w:tab w:pos="1416" w:val="left"/>
+        </w:tabs>
+        <w:spacing w:after="160"/>
+        <w:ind w:left="1416" w:hanging="708"/>
       </w:pPr>
       <w:r>
         <w:rPr>
@@ -1802,13 +1890,18 @@
           <w:color w:val="1C4076"/>
           <w:sz w:val="22"/>
         </w:rPr>
+        <w:t>•</w:t>
+        <w:tab/>
         <w:t>11.5 A shareholder who is entitled to participate in the general meeting pursuant to Article 11.1 may vote by postal vote in accordance with the provisions of the Danish Companies Act. Such postal votes shall be received by the Company not later than the business day before the general meeting. Postal votes cannot be withdrawn.</w:t>
       </w:r>
     </w:p>
     <w:p>
       <w:pPr>
-        <w:pStyle w:val="ListBullet"/>
-        <w:spacing w:after="80"/>
+        <w:tabs>
+          <w:tab w:pos="1416" w:val="left"/>
+        </w:tabs>
+        <w:spacing w:after="280"/>
+        <w:ind w:left="1416" w:hanging="708"/>
       </w:pPr>
       <w:r>
         <w:rPr>
@@ -1818,6 +1911,8 @@
           <w:color w:val="1C4076"/>
           <w:sz w:val="22"/>
         </w:rPr>
+        <w:t>•</w:t>
+        <w:tab/>
         <w:t>11.6 Each share of the nominal value of DKK 2.50 shall carry one vote.</w:t>
       </w:r>
     </w:p>
